--- a/test_paper.docx
+++ b/test_paper.docx
@@ -593,7 +593,21 @@
         </w:rPr>
         <w:t xml:space="preserve">2.1 </w:t>
       </w:r>
-      <w:proofErr w:type="gramStart"/>
+      <w:r>
+        <w:rPr>
+          <w:b/>
+          <w:bCs/>
+        </w:rPr>
+        <w:t>文檔摘要的方法</w:t>
+      </w:r>
+    </w:p>
+    <w:p>
+      <w:pPr>
+        <w:rPr>
+          <w:b/>
+          <w:bCs/>
+        </w:rPr>
+      </w:pPr>
       <w:r>
         <w:rPr>
           <w:b/>
@@ -601,31 +615,6 @@
         </w:rPr>
         <w:t>文檔摘要</w:t>
       </w:r>
-      <w:proofErr w:type="gramEnd"/>
-      <w:r>
-        <w:rPr>
-          <w:b/>
-          <w:bCs/>
-        </w:rPr>
-        <w:t>的方法</w:t>
-      </w:r>
-    </w:p>
-    <w:p>
-      <w:pPr>
-        <w:rPr>
-          <w:b/>
-          <w:bCs/>
-        </w:rPr>
-      </w:pPr>
-      <w:proofErr w:type="gramStart"/>
-      <w:r>
-        <w:rPr>
-          <w:b/>
-          <w:bCs/>
-        </w:rPr>
-        <w:t>文檔摘要</w:t>
-      </w:r>
-      <w:proofErr w:type="gramEnd"/>
       <w:r>
         <w:rPr>
           <w:b/>
@@ -638,23 +627,7 @@
           <w:b/>
           <w:bCs/>
         </w:rPr>
-        <w:t>在資料探</w:t>
-      </w:r>
-      <w:proofErr w:type="gramStart"/>
-      <w:r>
-        <w:rPr>
-          <w:b/>
-          <w:bCs/>
-        </w:rPr>
-        <w:t>勘</w:t>
-      </w:r>
-      <w:proofErr w:type="gramEnd"/>
-      <w:r>
-        <w:rPr>
-          <w:b/>
-          <w:bCs/>
-        </w:rPr>
-        <w:t>領域已有多年的研究，過去已提出許多方法，早期常使用的方法如</w:t>
+        <w:t>在資料探勘領域已有多年的研究，過去已提出許多方法，早期常使用的方法如</w:t>
       </w:r>
       <w:r>
         <w:rPr>
@@ -670,76 +643,19 @@
         </w:rPr>
         <w:t>，</w:t>
       </w:r>
-      <w:proofErr w:type="spellStart"/>
-      <w:r>
-        <w:rPr>
-          <w:b/>
-          <w:bCs/>
-        </w:rPr>
-        <w:t>TextRank</w:t>
-      </w:r>
-      <w:proofErr w:type="spellEnd"/>
-      <w:r>
-        <w:rPr>
-          <w:b/>
-          <w:bCs/>
-        </w:rPr>
-        <w:t xml:space="preserve"> (Mihalcea, 2004)</w:t>
-      </w:r>
-      <w:r>
-        <w:rPr>
-          <w:b/>
-          <w:bCs/>
-        </w:rPr>
-        <w:t>，分別</w:t>
-      </w:r>
-      <w:proofErr w:type="gramStart"/>
-      <w:r>
-        <w:rPr>
-          <w:b/>
-          <w:bCs/>
-        </w:rPr>
-        <w:t>透過詞頻和有向圖或無向圖的</w:t>
-      </w:r>
-      <w:proofErr w:type="gramEnd"/>
-      <w:r>
-        <w:rPr>
-          <w:b/>
-          <w:bCs/>
-        </w:rPr>
-        <w:t>方式，了解字</w:t>
-      </w:r>
-      <w:proofErr w:type="gramStart"/>
-      <w:r>
-        <w:rPr>
-          <w:b/>
-          <w:bCs/>
-        </w:rPr>
-        <w:t>詞間的關係</w:t>
-      </w:r>
-      <w:proofErr w:type="gramEnd"/>
-      <w:r>
-        <w:rPr>
-          <w:b/>
-          <w:bCs/>
-        </w:rPr>
-        <w:t>進而從</w:t>
-      </w:r>
-      <w:proofErr w:type="gramStart"/>
-      <w:r>
-        <w:rPr>
-          <w:b/>
-          <w:bCs/>
-        </w:rPr>
-        <w:t>原始文檔中</w:t>
-      </w:r>
-      <w:proofErr w:type="gramEnd"/>
-      <w:r>
-        <w:rPr>
-          <w:b/>
-          <w:bCs/>
-        </w:rPr>
-        <w:t>提取關鍵字，往後幾年也有不少學者提出改進，如</w:t>
+      <w:r>
+        <w:rPr>
+          <w:b/>
+          <w:bCs/>
+        </w:rPr>
+        <w:t>TextRank (Mihalcea, 2004)</w:t>
+      </w:r>
+      <w:r>
+        <w:rPr>
+          <w:b/>
+          <w:bCs/>
+        </w:rPr>
+        <w:t>，分別透過詞頻和有向圖或無向圖的方式，了解字詞間的關係進而從原始文檔中提取關鍵字，往後幾年也有不少學者提出改進，如</w:t>
       </w:r>
       <w:r>
         <w:rPr>
@@ -936,21 +852,12 @@
         </w:rPr>
         <w:t xml:space="preserve"> 61 </w:t>
       </w:r>
-      <w:proofErr w:type="gramStart"/>
-      <w:r>
-        <w:rPr>
-          <w:b/>
-          <w:bCs/>
-        </w:rPr>
-        <w:t>位修課</w:t>
-      </w:r>
-      <w:proofErr w:type="gramEnd"/>
-      <w:r>
-        <w:rPr>
-          <w:b/>
-          <w:bCs/>
-        </w:rPr>
-        <w:t>學生和</w:t>
+      <w:r>
+        <w:rPr>
+          <w:b/>
+          <w:bCs/>
+        </w:rPr>
+        <w:t>位修課學生和</w:t>
       </w:r>
       <w:r>
         <w:rPr>
@@ -964,17 +871,349 @@
           <w:b/>
           <w:bCs/>
         </w:rPr>
-        <w:t>名助教，資料搜集時間從學期初至期中考，為期七</w:t>
-      </w:r>
-      <w:proofErr w:type="gramStart"/>
-      <w:r>
-        <w:rPr>
-          <w:b/>
-          <w:bCs/>
-        </w:rPr>
-        <w:t>週</w:t>
-      </w:r>
-      <w:proofErr w:type="gramEnd"/>
+        <w:t>名助教，資料搜集時間從學期初至期中考，為期七週。</w:t>
+      </w:r>
+    </w:p>
+    <w:p>
+      <w:pPr>
+        <w:rPr>
+          <w:b/>
+          <w:bCs/>
+        </w:rPr>
+      </w:pPr>
+      <w:r>
+        <w:rPr>
+          <w:b/>
+          <w:bCs/>
+        </w:rPr>
+        <w:t xml:space="preserve">3.2 </w:t>
+      </w:r>
+      <w:r>
+        <w:rPr>
+          <w:b/>
+          <w:bCs/>
+        </w:rPr>
+        <w:t>輔助系統介紹</w:t>
+      </w:r>
+    </w:p>
+    <w:p>
+      <w:pPr>
+        <w:rPr>
+          <w:b/>
+          <w:bCs/>
+        </w:rPr>
+      </w:pPr>
+      <w:r>
+        <w:rPr>
+          <w:b/>
+          <w:bCs/>
+        </w:rPr>
+        <w:t>本研究的資料來源皆是搜集自</w:t>
+      </w:r>
+      <w:r>
+        <w:rPr>
+          <w:b/>
+          <w:bCs/>
+        </w:rPr>
+        <w:t xml:space="preserve"> BookRoll </w:t>
+      </w:r>
+      <w:r>
+        <w:rPr>
+          <w:b/>
+          <w:bCs/>
+        </w:rPr>
+        <w:t>線上閱讀平台（詳見圖</w:t>
+      </w:r>
+      <w:r>
+        <w:rPr>
+          <w:b/>
+          <w:bCs/>
+        </w:rPr>
+        <w:t xml:space="preserve"> 1</w:t>
+      </w:r>
+      <w:r>
+        <w:rPr>
+          <w:b/>
+          <w:bCs/>
+        </w:rPr>
+        <w:t>）。</w:t>
+      </w:r>
+    </w:p>
+    <w:p>
+      <w:pPr>
+        <w:rPr>
+          <w:b/>
+          <w:bCs/>
+        </w:rPr>
+      </w:pPr>
+      <w:r>
+        <w:rPr>
+          <w:b/>
+          <w:bCs/>
+          <w:noProof/>
+        </w:rPr>
+        <w:drawing>
+          <wp:inline distT="0" distB="0" distL="0" distR="0" wp14:anchorId="537E096C" wp14:editId="6121C81F">
+            <wp:extent cx="5274310" cy="2962275"/>
+            <wp:effectExtent l="0" t="0" r="2540" b="9525"/>
+            <wp:docPr id="1979345802" name="圖片 1"/>
+            <wp:cNvGraphicFramePr>
+              <a:graphicFrameLocks xmlns:a="http://schemas.openxmlformats.org/drawingml/2006/main" noChangeAspect="1"/>
+            </wp:cNvGraphicFramePr>
+            <a:graphic xmlns:a="http://schemas.openxmlformats.org/drawingml/2006/main">
+              <a:graphicData uri="http://schemas.openxmlformats.org/drawingml/2006/picture">
+                <pic:pic xmlns:pic="http://schemas.openxmlformats.org/drawingml/2006/picture">
+                  <pic:nvPicPr>
+                    <pic:cNvPr id="1979345802" name=""/>
+                    <pic:cNvPicPr/>
+                  </pic:nvPicPr>
+                  <pic:blipFill rotWithShape="1">
+                    <a:blip r:embed="rId7"/>
+                    <a:srcRect b="7642"/>
+                    <a:stretch>
+                      <a:fillRect/>
+                    </a:stretch>
+                  </pic:blipFill>
+                  <pic:spPr bwMode="auto">
+                    <a:xfrm>
+                      <a:off x="0" y="0"/>
+                      <a:ext cx="5274310" cy="2962275"/>
+                    </a:xfrm>
+                    <a:prstGeom prst="rect">
+                      <a:avLst/>
+                    </a:prstGeom>
+                    <a:ln>
+                      <a:noFill/>
+                    </a:ln>
+                    <a:extLst>
+                      <a:ext uri="{53640926-AAD7-44D8-BBD7-CCE9431645EC}">
+                        <a14:shadowObscured xmlns:a14="http://schemas.microsoft.com/office/drawing/2010/main"/>
+                      </a:ext>
+                    </a:extLst>
+                  </pic:spPr>
+                </pic:pic>
+              </a:graphicData>
+            </a:graphic>
+          </wp:inline>
+        </w:drawing>
+      </w:r>
+    </w:p>
+    <w:p>
+      <w:pPr>
+        <w:rPr>
+          <w:b/>
+          <w:bCs/>
+        </w:rPr>
+      </w:pPr>
+      <w:r>
+        <w:rPr>
+          <w:b/>
+          <w:bCs/>
+        </w:rPr>
+        <w:t>圖</w:t>
+      </w:r>
+      <w:r>
+        <w:rPr>
+          <w:b/>
+          <w:bCs/>
+        </w:rPr>
+        <w:t xml:space="preserve"> 1</w:t>
+      </w:r>
+      <w:r>
+        <w:rPr>
+          <w:b/>
+          <w:bCs/>
+        </w:rPr>
+        <w:t>、本研究中，輔助課程教學使用的線上閱讀平台</w:t>
+      </w:r>
+      <w:r>
+        <w:rPr>
+          <w:b/>
+          <w:bCs/>
+        </w:rPr>
+        <w:t xml:space="preserve"> BookRoll</w:t>
+      </w:r>
+    </w:p>
+    <w:p>
+      <w:pPr>
+        <w:rPr>
+          <w:b/>
+          <w:bCs/>
+        </w:rPr>
+      </w:pPr>
+      <w:r>
+        <w:rPr>
+          <w:b/>
+          <w:bCs/>
+        </w:rPr>
+        <w:t xml:space="preserve">3.3 </w:t>
+      </w:r>
+      <w:r>
+        <w:rPr>
+          <w:b/>
+          <w:bCs/>
+        </w:rPr>
+        <w:t>方法與模型</w:t>
+      </w:r>
+    </w:p>
+    <w:p>
+      <w:pPr>
+        <w:rPr>
+          <w:b/>
+          <w:bCs/>
+        </w:rPr>
+      </w:pPr>
+      <w:r>
+        <w:rPr>
+          <w:b/>
+          <w:bCs/>
+        </w:rPr>
+        <w:t xml:space="preserve">3.3.1 RAKE </w:t>
+      </w:r>
+      <w:r>
+        <w:rPr>
+          <w:b/>
+          <w:bCs/>
+        </w:rPr>
+        <w:t>演算法</w:t>
+      </w:r>
+    </w:p>
+    <w:p>
+      <w:pPr>
+        <w:rPr>
+          <w:b/>
+          <w:bCs/>
+        </w:rPr>
+      </w:pPr>
+      <w:r>
+        <w:rPr>
+          <w:b/>
+          <w:bCs/>
+        </w:rPr>
+        <w:t xml:space="preserve">RAKE </w:t>
+      </w:r>
+      <w:r>
+        <w:rPr>
+          <w:b/>
+          <w:bCs/>
+        </w:rPr>
+        <w:t>的英文全稱是</w:t>
+      </w:r>
+      <w:r>
+        <w:rPr>
+          <w:b/>
+          <w:bCs/>
+        </w:rPr>
+        <w:t xml:space="preserve"> Rapid Automatic Keyword Extraction</w:t>
+      </w:r>
+      <w:r>
+        <w:rPr>
+          <w:b/>
+          <w:bCs/>
+        </w:rPr>
+        <w:t>，</w:t>
+      </w:r>
+      <w:r>
+        <w:rPr>
+          <w:b/>
+          <w:bCs/>
+        </w:rPr>
+        <w:t xml:space="preserve">RAKE </w:t>
+      </w:r>
+      <w:r>
+        <w:rPr>
+          <w:b/>
+          <w:bCs/>
+        </w:rPr>
+        <w:t>是一個關鍵字與關鍵短語的萃取演算法，與</w:t>
+      </w:r>
+      <w:r>
+        <w:rPr>
+          <w:b/>
+          <w:bCs/>
+        </w:rPr>
+        <w:t xml:space="preserve"> TextRank </w:t>
+      </w:r>
+      <w:r>
+        <w:rPr>
+          <w:b/>
+          <w:bCs/>
+        </w:rPr>
+        <w:t>不同處在於，</w:t>
+      </w:r>
+      <w:r>
+        <w:rPr>
+          <w:b/>
+          <w:bCs/>
+        </w:rPr>
+        <w:t xml:space="preserve">RAKE </w:t>
+      </w:r>
+      <w:r>
+        <w:rPr>
+          <w:b/>
+          <w:bCs/>
+        </w:rPr>
+        <w:t>傾向萃取較長的短語。其單詞權重計算公式如下：</w:t>
+      </w:r>
+    </w:p>
+    <w:p>
+      <w:pPr>
+        <w:rPr>
+          <w:b/>
+          <w:bCs/>
+        </w:rPr>
+      </w:pPr>
+      <w:r>
+        <w:rPr>
+          <w:b/>
+          <w:bCs/>
+        </w:rPr>
+        <w:t>$$wordScore=\frac{wordDegree(w)}{wordFrequency(w)}$$</w:t>
+      </w:r>
+    </w:p>
+    <w:p>
+      <w:pPr>
+        <w:rPr>
+          <w:b/>
+          <w:bCs/>
+        </w:rPr>
+      </w:pPr>
+      <w:r>
+        <w:rPr>
+          <w:b/>
+          <w:bCs/>
+        </w:rPr>
+        <w:t xml:space="preserve">3.3.2 </w:t>
+      </w:r>
+      <w:r>
+        <w:rPr>
+          <w:b/>
+          <w:bCs/>
+        </w:rPr>
+        <w:t>句法分析</w:t>
+      </w:r>
+    </w:p>
+    <w:p>
+      <w:pPr>
+        <w:rPr>
+          <w:b/>
+          <w:bCs/>
+        </w:rPr>
+      </w:pPr>
+      <w:r>
+        <w:rPr>
+          <w:b/>
+          <w:bCs/>
+        </w:rPr>
+        <w:t>句法分析是自然語言處理中的基底技術之一。一般來說，句法分析之結果通常會是一樹狀結構，我們稱之為結構樹，在電腦分析的結構樹中，輸出常會使用的代號可見表</w:t>
+      </w:r>
+      <w:r>
+        <w:rPr>
+          <w:b/>
+          <w:bCs/>
+        </w:rPr>
+        <w:t xml:space="preserve"> 1</w:t>
+      </w:r>
       <w:r>
         <w:rPr>
           <w:b/>
@@ -995,482 +1234,7 @@
           <w:b/>
           <w:bCs/>
         </w:rPr>
-        <w:t xml:space="preserve">3.2 </w:t>
-      </w:r>
-      <w:r>
-        <w:rPr>
-          <w:b/>
-          <w:bCs/>
-        </w:rPr>
-        <w:t>輔助系統介紹</w:t>
-      </w:r>
-    </w:p>
-    <w:p>
-      <w:pPr>
-        <w:rPr>
-          <w:b/>
-          <w:bCs/>
-        </w:rPr>
-      </w:pPr>
-      <w:r>
-        <w:rPr>
-          <w:b/>
-          <w:bCs/>
-        </w:rPr>
-        <w:t>本研究的資料來源皆是搜集自</w:t>
-      </w:r>
-      <w:r>
-        <w:rPr>
-          <w:b/>
-          <w:bCs/>
-        </w:rPr>
-        <w:t xml:space="preserve"> </w:t>
-      </w:r>
-      <w:proofErr w:type="spellStart"/>
-      <w:r>
-        <w:rPr>
-          <w:b/>
-          <w:bCs/>
-        </w:rPr>
-        <w:t>BookRoll</w:t>
-      </w:r>
-      <w:proofErr w:type="spellEnd"/>
-      <w:r>
-        <w:rPr>
-          <w:b/>
-          <w:bCs/>
-        </w:rPr>
-        <w:t xml:space="preserve"> </w:t>
-      </w:r>
-      <w:proofErr w:type="gramStart"/>
-      <w:r>
-        <w:rPr>
-          <w:b/>
-          <w:bCs/>
-        </w:rPr>
-        <w:t>線上閱讀</w:t>
-      </w:r>
-      <w:proofErr w:type="gramEnd"/>
-      <w:r>
-        <w:rPr>
-          <w:b/>
-          <w:bCs/>
-        </w:rPr>
-        <w:t>平台（詳見圖</w:t>
-      </w:r>
-      <w:r>
-        <w:rPr>
-          <w:b/>
-          <w:bCs/>
-        </w:rPr>
-        <w:t xml:space="preserve"> 1</w:t>
-      </w:r>
-      <w:r>
-        <w:rPr>
-          <w:b/>
-          <w:bCs/>
-        </w:rPr>
-        <w:t>）。</w:t>
-      </w:r>
-    </w:p>
-    <w:p>
-      <w:pPr>
-        <w:rPr>
-          <w:b/>
-          <w:bCs/>
-        </w:rPr>
-      </w:pPr>
-      <w:r>
-        <w:rPr>
-          <w:b/>
-          <w:bCs/>
-        </w:rPr>
-        <w:t>圖</w:t>
-      </w:r>
-      <w:r>
-        <w:rPr>
-          <w:b/>
-          <w:bCs/>
-        </w:rPr>
-        <w:t xml:space="preserve"> 1</w:t>
-      </w:r>
-      <w:r>
-        <w:rPr>
-          <w:b/>
-          <w:bCs/>
-        </w:rPr>
-        <w:t>、本研究中，輔助課程教學使用</w:t>
-      </w:r>
-      <w:proofErr w:type="gramStart"/>
-      <w:r>
-        <w:rPr>
-          <w:b/>
-          <w:bCs/>
-        </w:rPr>
-        <w:t>的線上閱讀</w:t>
-      </w:r>
-      <w:proofErr w:type="gramEnd"/>
-      <w:r>
-        <w:rPr>
-          <w:b/>
-          <w:bCs/>
-        </w:rPr>
-        <w:t>平台</w:t>
-      </w:r>
-      <w:r>
-        <w:rPr>
-          <w:b/>
-          <w:bCs/>
-        </w:rPr>
-        <w:t xml:space="preserve"> </w:t>
-      </w:r>
-      <w:proofErr w:type="spellStart"/>
-      <w:r>
-        <w:rPr>
-          <w:b/>
-          <w:bCs/>
-        </w:rPr>
-        <w:t>BookRoll</w:t>
-      </w:r>
-      <w:proofErr w:type="spellEnd"/>
-    </w:p>
-    <w:p>
-      <w:pPr>
-        <w:rPr>
-          <w:b/>
-          <w:bCs/>
-        </w:rPr>
-      </w:pPr>
-      <w:r>
-        <w:rPr>
-          <w:b/>
-          <w:bCs/>
-        </w:rPr>
-        <w:t xml:space="preserve">3.3 </w:t>
-      </w:r>
-      <w:r>
-        <w:rPr>
-          <w:b/>
-          <w:bCs/>
-        </w:rPr>
-        <w:t>方法與模型</w:t>
-      </w:r>
-    </w:p>
-    <w:p>
-      <w:pPr>
-        <w:rPr>
-          <w:b/>
-          <w:bCs/>
-        </w:rPr>
-      </w:pPr>
-      <w:r>
-        <w:rPr>
-          <w:b/>
-          <w:bCs/>
-        </w:rPr>
-        <w:t xml:space="preserve">3.3.1 RAKE </w:t>
-      </w:r>
-      <w:r>
-        <w:rPr>
-          <w:b/>
-          <w:bCs/>
-        </w:rPr>
-        <w:t>演算法</w:t>
-      </w:r>
-    </w:p>
-    <w:p>
-      <w:pPr>
-        <w:rPr>
-          <w:b/>
-          <w:bCs/>
-        </w:rPr>
-      </w:pPr>
-      <w:r>
-        <w:rPr>
-          <w:b/>
-          <w:bCs/>
-        </w:rPr>
-        <w:t xml:space="preserve">RAKE </w:t>
-      </w:r>
-      <w:r>
-        <w:rPr>
-          <w:b/>
-          <w:bCs/>
-        </w:rPr>
-        <w:t>的英文全稱是</w:t>
-      </w:r>
-      <w:r>
-        <w:rPr>
-          <w:b/>
-          <w:bCs/>
-        </w:rPr>
-        <w:t xml:space="preserve"> Rapid Automatic Keyword Extraction</w:t>
-      </w:r>
-      <w:r>
-        <w:rPr>
-          <w:b/>
-          <w:bCs/>
-        </w:rPr>
-        <w:t>，</w:t>
-      </w:r>
-      <w:r>
-        <w:rPr>
-          <w:b/>
-          <w:bCs/>
-        </w:rPr>
-        <w:t xml:space="preserve">RAKE </w:t>
-      </w:r>
-      <w:r>
-        <w:rPr>
-          <w:b/>
-          <w:bCs/>
-        </w:rPr>
-        <w:t>是一個關鍵字與</w:t>
-      </w:r>
-      <w:proofErr w:type="gramStart"/>
-      <w:r>
-        <w:rPr>
-          <w:b/>
-          <w:bCs/>
-        </w:rPr>
-        <w:t>關鍵短語的</w:t>
-      </w:r>
-      <w:proofErr w:type="gramEnd"/>
-      <w:r>
-        <w:rPr>
-          <w:b/>
-          <w:bCs/>
-        </w:rPr>
-        <w:t>萃取演算法，與</w:t>
-      </w:r>
-      <w:r>
-        <w:rPr>
-          <w:b/>
-          <w:bCs/>
-        </w:rPr>
-        <w:t xml:space="preserve"> </w:t>
-      </w:r>
-      <w:proofErr w:type="spellStart"/>
-      <w:r>
-        <w:rPr>
-          <w:b/>
-          <w:bCs/>
-        </w:rPr>
-        <w:t>TextRank</w:t>
-      </w:r>
-      <w:proofErr w:type="spellEnd"/>
-      <w:r>
-        <w:rPr>
-          <w:b/>
-          <w:bCs/>
-        </w:rPr>
-        <w:t xml:space="preserve"> </w:t>
-      </w:r>
-      <w:r>
-        <w:rPr>
-          <w:b/>
-          <w:bCs/>
-        </w:rPr>
-        <w:t>不同處在於，</w:t>
-      </w:r>
-      <w:r>
-        <w:rPr>
-          <w:b/>
-          <w:bCs/>
-        </w:rPr>
-        <w:t xml:space="preserve">RAKE </w:t>
-      </w:r>
-      <w:r>
-        <w:rPr>
-          <w:b/>
-          <w:bCs/>
-        </w:rPr>
-        <w:t>傾向萃取較長</w:t>
-      </w:r>
-      <w:proofErr w:type="gramStart"/>
-      <w:r>
-        <w:rPr>
-          <w:b/>
-          <w:bCs/>
-        </w:rPr>
-        <w:t>的短語</w:t>
-      </w:r>
-      <w:proofErr w:type="gramEnd"/>
-      <w:r>
-        <w:rPr>
-          <w:b/>
-          <w:bCs/>
-        </w:rPr>
-        <w:t>。其單詞權重計算公式如下：</w:t>
-      </w:r>
-    </w:p>
-    <w:p>
-      <w:pPr>
-        <w:rPr>
-          <w:b/>
-          <w:bCs/>
-        </w:rPr>
-      </w:pPr>
-      <w:r>
-        <w:rPr>
-          <w:b/>
-          <w:bCs/>
-        </w:rPr>
-        <w:t>$$</w:t>
-      </w:r>
-      <w:proofErr w:type="spellStart"/>
-      <w:r>
-        <w:rPr>
-          <w:b/>
-          <w:bCs/>
-        </w:rPr>
-        <w:t>wordScore</w:t>
-      </w:r>
-      <w:proofErr w:type="spellEnd"/>
-      <w:r>
-        <w:rPr>
-          <w:b/>
-          <w:bCs/>
-        </w:rPr>
-        <w:t>=\frac{</w:t>
-      </w:r>
-      <w:proofErr w:type="spellStart"/>
-      <w:r>
-        <w:rPr>
-          <w:b/>
-          <w:bCs/>
-        </w:rPr>
-        <w:t>wordDegree</w:t>
-      </w:r>
-      <w:proofErr w:type="spellEnd"/>
-      <w:r>
-        <w:rPr>
-          <w:b/>
-          <w:bCs/>
-        </w:rPr>
-        <w:t>(w</w:t>
-      </w:r>
-      <w:proofErr w:type="gramStart"/>
-      <w:r>
-        <w:rPr>
-          <w:b/>
-          <w:bCs/>
-        </w:rPr>
-        <w:t>)}{</w:t>
-      </w:r>
-      <w:proofErr w:type="spellStart"/>
-      <w:proofErr w:type="gramEnd"/>
-      <w:r>
-        <w:rPr>
-          <w:b/>
-          <w:bCs/>
-        </w:rPr>
-        <w:t>wordFrequency</w:t>
-      </w:r>
-      <w:proofErr w:type="spellEnd"/>
-      <w:r>
-        <w:rPr>
-          <w:b/>
-          <w:bCs/>
-        </w:rPr>
-        <w:t>(w</w:t>
-      </w:r>
-      <w:proofErr w:type="gramStart"/>
-      <w:r>
-        <w:rPr>
-          <w:b/>
-          <w:bCs/>
-        </w:rPr>
-        <w:t>)}$</w:t>
-      </w:r>
-      <w:proofErr w:type="gramEnd"/>
-      <w:r>
-        <w:rPr>
-          <w:b/>
-          <w:bCs/>
-        </w:rPr>
-        <w:t>$</w:t>
-      </w:r>
-    </w:p>
-    <w:p>
-      <w:pPr>
-        <w:rPr>
-          <w:b/>
-          <w:bCs/>
-        </w:rPr>
-      </w:pPr>
-      <w:r>
-        <w:rPr>
-          <w:b/>
-          <w:bCs/>
-        </w:rPr>
-        <w:t xml:space="preserve">3.3.2 </w:t>
-      </w:r>
-      <w:r>
-        <w:rPr>
-          <w:b/>
-          <w:bCs/>
-        </w:rPr>
-        <w:t>句法分析</w:t>
-      </w:r>
-    </w:p>
-    <w:p>
-      <w:pPr>
-        <w:rPr>
-          <w:b/>
-          <w:bCs/>
-        </w:rPr>
-      </w:pPr>
-      <w:r>
-        <w:rPr>
-          <w:b/>
-          <w:bCs/>
-        </w:rPr>
-        <w:t>句法分析是自然語言處理中的基底技術之</w:t>
-      </w:r>
-      <w:proofErr w:type="gramStart"/>
-      <w:r>
-        <w:rPr>
-          <w:b/>
-          <w:bCs/>
-        </w:rPr>
-        <w:t>一</w:t>
-      </w:r>
-      <w:proofErr w:type="gramEnd"/>
-      <w:r>
-        <w:rPr>
-          <w:b/>
-          <w:bCs/>
-        </w:rPr>
-        <w:t>。一般來說，句法分析之結果通常會是一樹狀結構，我們稱之為結構樹，在電腦分析的結構樹中，輸出常會使用的代號可見表</w:t>
-      </w:r>
-      <w:r>
-        <w:rPr>
-          <w:b/>
-          <w:bCs/>
-        </w:rPr>
-        <w:t xml:space="preserve"> 1</w:t>
-      </w:r>
-      <w:r>
-        <w:rPr>
-          <w:b/>
-          <w:bCs/>
-        </w:rPr>
-        <w:t>。</w:t>
-      </w:r>
-    </w:p>
-    <w:p>
-      <w:pPr>
-        <w:rPr>
-          <w:b/>
-          <w:bCs/>
-        </w:rPr>
-      </w:pPr>
-      <w:r>
-        <w:rPr>
-          <w:b/>
-          <w:bCs/>
-        </w:rPr>
+        <w:lastRenderedPageBreak/>
         <w:t>表</w:t>
       </w:r>
       <w:r>
@@ -2222,135 +1986,337 @@
           <w:b/>
           <w:bCs/>
         </w:rPr>
+        <w:t xml:space="preserve">3.3.3 BERT </w:t>
+      </w:r>
+      <w:r>
+        <w:rPr>
+          <w:b/>
+          <w:bCs/>
+        </w:rPr>
+        <w:t>與</w:t>
+      </w:r>
+      <w:r>
+        <w:rPr>
+          <w:b/>
+          <w:bCs/>
+        </w:rPr>
+        <w:t xml:space="preserve"> GPT-2 </w:t>
+      </w:r>
+      <w:r>
+        <w:rPr>
+          <w:b/>
+          <w:bCs/>
+        </w:rPr>
+        <w:t>模型</w:t>
+      </w:r>
+    </w:p>
+    <w:p>
+      <w:pPr>
+        <w:rPr>
+          <w:b/>
+          <w:bCs/>
+        </w:rPr>
+      </w:pPr>
+      <w:r>
+        <w:rPr>
+          <w:b/>
+          <w:bCs/>
+        </w:rPr>
+        <w:t xml:space="preserve">BERT </w:t>
+      </w:r>
+      <w:r>
+        <w:rPr>
+          <w:b/>
+          <w:bCs/>
+        </w:rPr>
+        <w:t>為</w:t>
+      </w:r>
+      <w:r>
+        <w:rPr>
+          <w:b/>
+          <w:bCs/>
+        </w:rPr>
+        <w:t xml:space="preserve"> Google AI </w:t>
+      </w:r>
+      <w:r>
+        <w:rPr>
+          <w:b/>
+          <w:bCs/>
+        </w:rPr>
+        <w:t>團隊於</w:t>
+      </w:r>
+      <w:r>
+        <w:rPr>
+          <w:b/>
+          <w:bCs/>
+        </w:rPr>
+        <w:t xml:space="preserve"> 2018 </w:t>
+      </w:r>
+      <w:r>
+        <w:rPr>
+          <w:b/>
+          <w:bCs/>
+        </w:rPr>
+        <w:t>年底發表的預訓練模型。</w:t>
+      </w:r>
+      <w:r>
+        <w:rPr>
+          <w:b/>
+          <w:bCs/>
+        </w:rPr>
+        <w:t xml:space="preserve">BERT </w:t>
+      </w:r>
+      <w:r>
+        <w:rPr>
+          <w:b/>
+          <w:bCs/>
+        </w:rPr>
+        <w:t>的架構為</w:t>
+      </w:r>
+      <w:r>
+        <w:rPr>
+          <w:b/>
+          <w:bCs/>
+        </w:rPr>
+        <w:t xml:space="preserve"> Transformer </w:t>
+      </w:r>
+      <w:r>
+        <w:rPr>
+          <w:b/>
+          <w:bCs/>
+        </w:rPr>
+        <w:t>中的</w:t>
+      </w:r>
+      <w:r>
+        <w:rPr>
+          <w:b/>
+          <w:bCs/>
+        </w:rPr>
+        <w:t xml:space="preserve"> Encoder</w:t>
+      </w:r>
+      <w:r>
+        <w:rPr>
+          <w:b/>
+          <w:bCs/>
+        </w:rPr>
+        <w:t>，見圖</w:t>
+      </w:r>
+      <w:r>
+        <w:rPr>
+          <w:b/>
+          <w:bCs/>
+        </w:rPr>
+        <w:t xml:space="preserve"> 2 </w:t>
+      </w:r>
+      <w:r>
+        <w:rPr>
+          <w:b/>
+          <w:bCs/>
+        </w:rPr>
+        <w:t>與圖</w:t>
+      </w:r>
+      <w:r>
+        <w:rPr>
+          <w:b/>
+          <w:bCs/>
+        </w:rPr>
+        <w:t xml:space="preserve"> 3</w:t>
+      </w:r>
+      <w:r>
+        <w:rPr>
+          <w:b/>
+          <w:bCs/>
+        </w:rPr>
+        <w:t>。</w:t>
+      </w:r>
+    </w:p>
+    <w:p>
+      <w:pPr>
+        <w:rPr>
+          <w:b/>
+          <w:bCs/>
+        </w:rPr>
+      </w:pPr>
+      <w:r>
+        <w:rPr>
+          <w:b/>
+          <w:bCs/>
+          <w:noProof/>
+        </w:rPr>
+        <w:drawing>
+          <wp:inline distT="0" distB="0" distL="0" distR="0" wp14:anchorId="46234B03" wp14:editId="1AEA17F9">
+            <wp:extent cx="5274310" cy="4191000"/>
+            <wp:effectExtent l="0" t="0" r="2540" b="0"/>
+            <wp:docPr id="1837882" name="圖片 1"/>
+            <wp:cNvGraphicFramePr>
+              <a:graphicFrameLocks xmlns:a="http://schemas.openxmlformats.org/drawingml/2006/main" noChangeAspect="1"/>
+            </wp:cNvGraphicFramePr>
+            <a:graphic xmlns:a="http://schemas.openxmlformats.org/drawingml/2006/main">
+              <a:graphicData uri="http://schemas.openxmlformats.org/drawingml/2006/picture">
+                <pic:pic xmlns:pic="http://schemas.openxmlformats.org/drawingml/2006/picture">
+                  <pic:nvPicPr>
+                    <pic:cNvPr id="1837882" name=""/>
+                    <pic:cNvPicPr/>
+                  </pic:nvPicPr>
+                  <pic:blipFill rotWithShape="1">
+                    <a:blip r:embed="rId8"/>
+                    <a:srcRect b="7550"/>
+                    <a:stretch>
+                      <a:fillRect/>
+                    </a:stretch>
+                  </pic:blipFill>
+                  <pic:spPr bwMode="auto">
+                    <a:xfrm>
+                      <a:off x="0" y="0"/>
+                      <a:ext cx="5274310" cy="4191000"/>
+                    </a:xfrm>
+                    <a:prstGeom prst="rect">
+                      <a:avLst/>
+                    </a:prstGeom>
+                    <a:ln>
+                      <a:noFill/>
+                    </a:ln>
+                    <a:extLst>
+                      <a:ext uri="{53640926-AAD7-44D8-BBD7-CCE9431645EC}">
+                        <a14:shadowObscured xmlns:a14="http://schemas.microsoft.com/office/drawing/2010/main"/>
+                      </a:ext>
+                    </a:extLst>
+                  </pic:spPr>
+                </pic:pic>
+              </a:graphicData>
+            </a:graphic>
+          </wp:inline>
+        </w:drawing>
+      </w:r>
+    </w:p>
+    <w:p>
+      <w:pPr>
+        <w:rPr>
+          <w:b/>
+          <w:bCs/>
+        </w:rPr>
+      </w:pPr>
+      <w:r>
+        <w:rPr>
+          <w:b/>
+          <w:bCs/>
+        </w:rPr>
+        <w:t>圖</w:t>
+      </w:r>
+      <w:r>
+        <w:rPr>
+          <w:b/>
+          <w:bCs/>
+        </w:rPr>
+        <w:t xml:space="preserve"> 2</w:t>
+      </w:r>
+      <w:r>
+        <w:rPr>
+          <w:b/>
+          <w:bCs/>
+        </w:rPr>
+        <w:t>、</w:t>
+      </w:r>
+      <w:r>
+        <w:rPr>
+          <w:b/>
+          <w:bCs/>
+        </w:rPr>
+        <w:t xml:space="preserve">Transformers </w:t>
+      </w:r>
+      <w:r>
+        <w:rPr>
+          <w:b/>
+          <w:bCs/>
+        </w:rPr>
+        <w:t>中的</w:t>
+      </w:r>
+      <w:r>
+        <w:rPr>
+          <w:b/>
+          <w:bCs/>
+        </w:rPr>
+        <w:t xml:space="preserve"> Encoder </w:t>
+      </w:r>
+      <w:r>
+        <w:rPr>
+          <w:b/>
+          <w:bCs/>
+        </w:rPr>
+        <w:t>與</w:t>
+      </w:r>
+      <w:r>
+        <w:rPr>
+          <w:b/>
+          <w:bCs/>
+        </w:rPr>
+        <w:t xml:space="preserve"> Decoder</w:t>
+      </w:r>
+    </w:p>
+    <w:p>
+      <w:pPr>
+        <w:rPr>
+          <w:b/>
+          <w:bCs/>
+        </w:rPr>
+      </w:pPr>
+      <w:r>
+        <w:rPr>
+          <w:b/>
+          <w:bCs/>
+          <w:noProof/>
+        </w:rPr>
         <w:lastRenderedPageBreak/>
-        <w:t xml:space="preserve">3.3.3 BERT </w:t>
-      </w:r>
-      <w:r>
-        <w:rPr>
-          <w:b/>
-          <w:bCs/>
-        </w:rPr>
-        <w:t>與</w:t>
-      </w:r>
-      <w:r>
-        <w:rPr>
-          <w:b/>
-          <w:bCs/>
-        </w:rPr>
-        <w:t xml:space="preserve"> GPT-2 </w:t>
-      </w:r>
-      <w:r>
-        <w:rPr>
-          <w:b/>
-          <w:bCs/>
-        </w:rPr>
-        <w:t>模型</w:t>
-      </w:r>
-    </w:p>
-    <w:p>
-      <w:pPr>
-        <w:rPr>
-          <w:b/>
-          <w:bCs/>
-        </w:rPr>
-      </w:pPr>
-      <w:r>
-        <w:rPr>
-          <w:b/>
-          <w:bCs/>
-        </w:rPr>
-        <w:t xml:space="preserve">BERT </w:t>
-      </w:r>
-      <w:r>
-        <w:rPr>
-          <w:b/>
-          <w:bCs/>
-        </w:rPr>
-        <w:t>為</w:t>
-      </w:r>
-      <w:r>
-        <w:rPr>
-          <w:b/>
-          <w:bCs/>
-        </w:rPr>
-        <w:t xml:space="preserve"> Google AI </w:t>
-      </w:r>
-      <w:r>
-        <w:rPr>
-          <w:b/>
-          <w:bCs/>
-        </w:rPr>
-        <w:t>團隊於</w:t>
-      </w:r>
-      <w:r>
-        <w:rPr>
-          <w:b/>
-          <w:bCs/>
-        </w:rPr>
-        <w:t xml:space="preserve"> 2018 </w:t>
-      </w:r>
-      <w:r>
-        <w:rPr>
-          <w:b/>
-          <w:bCs/>
-        </w:rPr>
-        <w:t>年底發表的預訓練模型。</w:t>
-      </w:r>
-      <w:r>
-        <w:rPr>
-          <w:b/>
-          <w:bCs/>
-        </w:rPr>
-        <w:t xml:space="preserve">BERT </w:t>
-      </w:r>
-      <w:r>
-        <w:rPr>
-          <w:b/>
-          <w:bCs/>
-        </w:rPr>
-        <w:t>的架構為</w:t>
-      </w:r>
-      <w:r>
-        <w:rPr>
-          <w:b/>
-          <w:bCs/>
-        </w:rPr>
-        <w:t xml:space="preserve"> Transformer </w:t>
-      </w:r>
-      <w:r>
-        <w:rPr>
-          <w:b/>
-          <w:bCs/>
-        </w:rPr>
-        <w:t>中的</w:t>
-      </w:r>
-      <w:r>
-        <w:rPr>
-          <w:b/>
-          <w:bCs/>
-        </w:rPr>
-        <w:t xml:space="preserve"> Encoder</w:t>
-      </w:r>
-      <w:r>
-        <w:rPr>
-          <w:b/>
-          <w:bCs/>
-        </w:rPr>
-        <w:t>，見圖</w:t>
-      </w:r>
-      <w:r>
-        <w:rPr>
-          <w:b/>
-          <w:bCs/>
-        </w:rPr>
-        <w:t xml:space="preserve"> 2 </w:t>
-      </w:r>
-      <w:r>
-        <w:rPr>
-          <w:b/>
-          <w:bCs/>
-        </w:rPr>
-        <w:t>與圖</w:t>
+        <w:drawing>
+          <wp:inline distT="0" distB="0" distL="0" distR="0" wp14:anchorId="5CEE4F43" wp14:editId="7BA13D01">
+            <wp:extent cx="5274310" cy="2241550"/>
+            <wp:effectExtent l="0" t="0" r="2540" b="6350"/>
+            <wp:docPr id="227470584" name="圖片 1"/>
+            <wp:cNvGraphicFramePr>
+              <a:graphicFrameLocks xmlns:a="http://schemas.openxmlformats.org/drawingml/2006/main" noChangeAspect="1"/>
+            </wp:cNvGraphicFramePr>
+            <a:graphic xmlns:a="http://schemas.openxmlformats.org/drawingml/2006/main">
+              <a:graphicData uri="http://schemas.openxmlformats.org/drawingml/2006/picture">
+                <pic:pic xmlns:pic="http://schemas.openxmlformats.org/drawingml/2006/picture">
+                  <pic:nvPicPr>
+                    <pic:cNvPr id="227470584" name=""/>
+                    <pic:cNvPicPr/>
+                  </pic:nvPicPr>
+                  <pic:blipFill>
+                    <a:blip r:embed="rId9"/>
+                    <a:stretch>
+                      <a:fillRect/>
+                    </a:stretch>
+                  </pic:blipFill>
+                  <pic:spPr>
+                    <a:xfrm>
+                      <a:off x="0" y="0"/>
+                      <a:ext cx="5274310" cy="2241550"/>
+                    </a:xfrm>
+                    <a:prstGeom prst="rect">
+                      <a:avLst/>
+                    </a:prstGeom>
+                  </pic:spPr>
+                </pic:pic>
+              </a:graphicData>
+            </a:graphic>
+          </wp:inline>
+        </w:drawing>
+      </w:r>
+    </w:p>
+    <w:p>
+      <w:pPr>
+        <w:rPr>
+          <w:b/>
+          <w:bCs/>
+        </w:rPr>
+      </w:pPr>
+      <w:r>
+        <w:rPr>
+          <w:b/>
+          <w:bCs/>
+        </w:rPr>
+        <w:t>圖</w:t>
       </w:r>
       <w:r>
         <w:rPr>
@@ -2364,22 +2330,189 @@
           <w:b/>
           <w:bCs/>
         </w:rPr>
-        <w:t>。</w:t>
-      </w:r>
-    </w:p>
-    <w:p>
-      <w:pPr>
-        <w:rPr>
-          <w:b/>
-          <w:bCs/>
-        </w:rPr>
-      </w:pPr>
-      <w:r>
-        <w:rPr>
-          <w:b/>
-          <w:bCs/>
-        </w:rPr>
-        <w:t>圖</w:t>
+        <w:t>、</w:t>
+      </w:r>
+      <w:r>
+        <w:rPr>
+          <w:b/>
+          <w:bCs/>
+        </w:rPr>
+        <w:t>BERT</w:t>
+      </w:r>
+      <w:r>
+        <w:rPr>
+          <w:b/>
+          <w:bCs/>
+        </w:rPr>
+        <w:t>的兩階段遷移式學習</w:t>
+      </w:r>
+    </w:p>
+    <w:p>
+      <w:pPr>
+        <w:rPr>
+          <w:b/>
+          <w:bCs/>
+        </w:rPr>
+      </w:pPr>
+      <w:r>
+        <w:rPr>
+          <w:b/>
+          <w:bCs/>
+        </w:rPr>
+        <w:t>四、結果及討論</w:t>
+      </w:r>
+    </w:p>
+    <w:p>
+      <w:pPr>
+        <w:rPr>
+          <w:b/>
+          <w:bCs/>
+        </w:rPr>
+      </w:pPr>
+      <w:r>
+        <w:rPr>
+          <w:b/>
+          <w:bCs/>
+        </w:rPr>
+        <w:t xml:space="preserve">4.1 </w:t>
+      </w:r>
+      <w:r>
+        <w:rPr>
+          <w:b/>
+          <w:bCs/>
+        </w:rPr>
+        <w:t>評估標準</w:t>
+      </w:r>
+    </w:p>
+    <w:p>
+      <w:pPr>
+        <w:rPr>
+          <w:b/>
+          <w:bCs/>
+        </w:rPr>
+      </w:pPr>
+      <w:r>
+        <w:rPr>
+          <w:b/>
+          <w:bCs/>
+        </w:rPr>
+        <w:t>在本研究中，我們針對自動重點標記與自動問題生成，採用</w:t>
+      </w:r>
+      <w:r>
+        <w:rPr>
+          <w:b/>
+          <w:bCs/>
+        </w:rPr>
+        <w:t xml:space="preserve"> BLEU </w:t>
+      </w:r>
+      <w:r>
+        <w:rPr>
+          <w:b/>
+          <w:bCs/>
+        </w:rPr>
+        <w:t>分數。</w:t>
+      </w:r>
+      <w:r>
+        <w:rPr>
+          <w:b/>
+          <w:bCs/>
+        </w:rPr>
+        <w:t xml:space="preserve">BLEU </w:t>
+      </w:r>
+      <w:r>
+        <w:rPr>
+          <w:b/>
+          <w:bCs/>
+        </w:rPr>
+        <w:t>的計算方式如下：</w:t>
+      </w:r>
+    </w:p>
+    <w:p>
+      <w:pPr>
+        <w:rPr>
+          <w:b/>
+          <w:bCs/>
+        </w:rPr>
+      </w:pPr>
+      <w:r>
+        <w:rPr>
+          <w:b/>
+          <w:bCs/>
+        </w:rPr>
+        <w:t>$$BLEU=BP\cdot exp\left(\sum_{n=1}^{N}w_{n}\log P_{n}\right)$$</w:t>
+      </w:r>
+    </w:p>
+    <w:p>
+      <w:pPr>
+        <w:rPr>
+          <w:b/>
+          <w:bCs/>
+        </w:rPr>
+      </w:pPr>
+      <w:r>
+        <w:rPr>
+          <w:b/>
+          <w:bCs/>
+        </w:rPr>
+        <w:t>其中</w:t>
+      </w:r>
+      <w:r>
+        <w:rPr>
+          <w:b/>
+          <w:bCs/>
+        </w:rPr>
+        <w:t xml:space="preserve"> BP </w:t>
+      </w:r>
+      <w:r>
+        <w:rPr>
+          <w:b/>
+          <w:bCs/>
+        </w:rPr>
+        <w:t>為譯句較短懲罰（</w:t>
+      </w:r>
+      <w:r>
+        <w:rPr>
+          <w:b/>
+          <w:bCs/>
+        </w:rPr>
+        <w:t>Brevity Penalty</w:t>
+      </w:r>
+      <w:r>
+        <w:rPr>
+          <w:b/>
+          <w:bCs/>
+        </w:rPr>
+        <w:t>），計算方式如下：</w:t>
+      </w:r>
+    </w:p>
+    <w:p>
+      <w:pPr>
+        <w:rPr>
+          <w:b/>
+          <w:bCs/>
+        </w:rPr>
+      </w:pPr>
+      <w:r>
+        <w:rPr>
+          <w:b/>
+          <w:bCs/>
+        </w:rPr>
+        <w:t>$$BP=\begin{cases}1&amp;if~c&gt;r\\ e^{(1-r/c)}&amp;if~c\le r\end{cases}$$</w:t>
+      </w:r>
+    </w:p>
+    <w:p>
+      <w:pPr>
+        <w:rPr>
+          <w:b/>
+          <w:bCs/>
+        </w:rPr>
+      </w:pPr>
+      <w:r>
+        <w:rPr>
+          <w:b/>
+          <w:bCs/>
+        </w:rPr>
+        <w:t>對於自動評分系統，我們產生了混淆矩陣如表</w:t>
       </w:r>
       <w:r>
         <w:rPr>
@@ -2393,6 +2526,20 @@
           <w:b/>
           <w:bCs/>
         </w:rPr>
+        <w:t>。並以此計算</w:t>
+      </w:r>
+      <w:r>
+        <w:rPr>
+          <w:b/>
+          <w:bCs/>
+        </w:rPr>
+        <w:t xml:space="preserve"> Accuracy</w:t>
+      </w:r>
+      <w:r>
+        <w:rPr>
+          <w:b/>
+          <w:bCs/>
+        </w:rPr>
         <w:t>、</w:t>
       </w:r>
       <w:r>
@@ -2400,57 +2547,7 @@
           <w:b/>
           <w:bCs/>
         </w:rPr>
-        <w:t xml:space="preserve">Transformers </w:t>
-      </w:r>
-      <w:r>
-        <w:rPr>
-          <w:b/>
-          <w:bCs/>
-        </w:rPr>
-        <w:t>中的</w:t>
-      </w:r>
-      <w:r>
-        <w:rPr>
-          <w:b/>
-          <w:bCs/>
-        </w:rPr>
-        <w:t xml:space="preserve"> Encoder </w:t>
-      </w:r>
-      <w:r>
-        <w:rPr>
-          <w:b/>
-          <w:bCs/>
-        </w:rPr>
-        <w:t>與</w:t>
-      </w:r>
-      <w:r>
-        <w:rPr>
-          <w:b/>
-          <w:bCs/>
-        </w:rPr>
-        <w:t xml:space="preserve"> Decoder</w:t>
-      </w:r>
-    </w:p>
-    <w:p>
-      <w:pPr>
-        <w:rPr>
-          <w:b/>
-          <w:bCs/>
-        </w:rPr>
-      </w:pPr>
-      <w:r>
-        <w:rPr>
-          <w:b/>
-          <w:bCs/>
-        </w:rPr>
-        <w:t>圖</w:t>
-      </w:r>
-      <w:r>
-        <w:rPr>
-          <w:b/>
-          <w:bCs/>
-        </w:rPr>
-        <w:t xml:space="preserve"> 3</w:t>
+        <w:t>Precision</w:t>
       </w:r>
       <w:r>
         <w:rPr>
@@ -2464,344 +2561,6 @@
           <w:b/>
           <w:bCs/>
         </w:rPr>
-        <w:t>BERT</w:t>
-      </w:r>
-      <w:r>
-        <w:rPr>
-          <w:b/>
-          <w:bCs/>
-        </w:rPr>
-        <w:t>的兩階段遷移式學習</w:t>
-      </w:r>
-    </w:p>
-    <w:p>
-      <w:pPr>
-        <w:rPr>
-          <w:b/>
-          <w:bCs/>
-        </w:rPr>
-      </w:pPr>
-      <w:r>
-        <w:rPr>
-          <w:b/>
-          <w:bCs/>
-        </w:rPr>
-        <w:t>四、結果及討論</w:t>
-      </w:r>
-    </w:p>
-    <w:p>
-      <w:pPr>
-        <w:rPr>
-          <w:b/>
-          <w:bCs/>
-        </w:rPr>
-      </w:pPr>
-      <w:r>
-        <w:rPr>
-          <w:b/>
-          <w:bCs/>
-        </w:rPr>
-        <w:t xml:space="preserve">4.1 </w:t>
-      </w:r>
-      <w:r>
-        <w:rPr>
-          <w:b/>
-          <w:bCs/>
-        </w:rPr>
-        <w:t>評估標準</w:t>
-      </w:r>
-    </w:p>
-    <w:p>
-      <w:pPr>
-        <w:rPr>
-          <w:b/>
-          <w:bCs/>
-        </w:rPr>
-      </w:pPr>
-      <w:r>
-        <w:rPr>
-          <w:b/>
-          <w:bCs/>
-        </w:rPr>
-        <w:t>在本研究中，我們針對自動重點標記與自動問題生成，採用</w:t>
-      </w:r>
-      <w:r>
-        <w:rPr>
-          <w:b/>
-          <w:bCs/>
-        </w:rPr>
-        <w:t xml:space="preserve"> BLEU </w:t>
-      </w:r>
-      <w:r>
-        <w:rPr>
-          <w:b/>
-          <w:bCs/>
-        </w:rPr>
-        <w:t>分數。</w:t>
-      </w:r>
-      <w:r>
-        <w:rPr>
-          <w:b/>
-          <w:bCs/>
-        </w:rPr>
-        <w:t xml:space="preserve">BLEU </w:t>
-      </w:r>
-      <w:r>
-        <w:rPr>
-          <w:b/>
-          <w:bCs/>
-        </w:rPr>
-        <w:t>的計算方式如下：</w:t>
-      </w:r>
-    </w:p>
-    <w:p>
-      <w:pPr>
-        <w:rPr>
-          <w:b/>
-          <w:bCs/>
-        </w:rPr>
-      </w:pPr>
-      <w:r>
-        <w:rPr>
-          <w:b/>
-          <w:bCs/>
-        </w:rPr>
-        <w:t>$$BLEU=BP\</w:t>
-      </w:r>
-      <w:proofErr w:type="spellStart"/>
-      <w:r>
-        <w:rPr>
-          <w:b/>
-          <w:bCs/>
-        </w:rPr>
-        <w:t>cdot</w:t>
-      </w:r>
-      <w:proofErr w:type="spellEnd"/>
-      <w:r>
-        <w:rPr>
-          <w:b/>
-          <w:bCs/>
-        </w:rPr>
-        <w:t xml:space="preserve"> exp\left(\</w:t>
-      </w:r>
-      <w:proofErr w:type="gramStart"/>
-      <w:r>
-        <w:rPr>
-          <w:b/>
-          <w:bCs/>
-        </w:rPr>
-        <w:t>sum_{</w:t>
-      </w:r>
-      <w:proofErr w:type="gramEnd"/>
-      <w:r>
-        <w:rPr>
-          <w:b/>
-          <w:bCs/>
-        </w:rPr>
-        <w:t>n=</w:t>
-      </w:r>
-      <w:proofErr w:type="gramStart"/>
-      <w:r>
-        <w:rPr>
-          <w:b/>
-          <w:bCs/>
-        </w:rPr>
-        <w:t>1}^</w:t>
-      </w:r>
-      <w:proofErr w:type="gramEnd"/>
-      <w:r>
-        <w:rPr>
-          <w:b/>
-          <w:bCs/>
-        </w:rPr>
-        <w:t>{N}w_{</w:t>
-      </w:r>
-      <w:proofErr w:type="gramStart"/>
-      <w:r>
-        <w:rPr>
-          <w:b/>
-          <w:bCs/>
-        </w:rPr>
-        <w:t>n}\</w:t>
-      </w:r>
-      <w:proofErr w:type="gramEnd"/>
-      <w:r>
-        <w:rPr>
-          <w:b/>
-          <w:bCs/>
-        </w:rPr>
-        <w:t xml:space="preserve">log </w:t>
-      </w:r>
-      <w:proofErr w:type="gramStart"/>
-      <w:r>
-        <w:rPr>
-          <w:b/>
-          <w:bCs/>
-        </w:rPr>
-        <w:t>P_{n}\right)$</w:t>
-      </w:r>
-      <w:proofErr w:type="gramEnd"/>
-      <w:r>
-        <w:rPr>
-          <w:b/>
-          <w:bCs/>
-        </w:rPr>
-        <w:t>$</w:t>
-      </w:r>
-    </w:p>
-    <w:p>
-      <w:pPr>
-        <w:rPr>
-          <w:b/>
-          <w:bCs/>
-        </w:rPr>
-      </w:pPr>
-      <w:r>
-        <w:rPr>
-          <w:b/>
-          <w:bCs/>
-        </w:rPr>
-        <w:t>其中</w:t>
-      </w:r>
-      <w:r>
-        <w:rPr>
-          <w:b/>
-          <w:bCs/>
-        </w:rPr>
-        <w:t xml:space="preserve"> BP </w:t>
-      </w:r>
-      <w:proofErr w:type="gramStart"/>
-      <w:r>
-        <w:rPr>
-          <w:b/>
-          <w:bCs/>
-        </w:rPr>
-        <w:t>為譯句較</w:t>
-      </w:r>
-      <w:proofErr w:type="gramEnd"/>
-      <w:r>
-        <w:rPr>
-          <w:b/>
-          <w:bCs/>
-        </w:rPr>
-        <w:t>短懲罰（</w:t>
-      </w:r>
-      <w:r>
-        <w:rPr>
-          <w:b/>
-          <w:bCs/>
-        </w:rPr>
-        <w:t>Brevity Penalty</w:t>
-      </w:r>
-      <w:r>
-        <w:rPr>
-          <w:b/>
-          <w:bCs/>
-        </w:rPr>
-        <w:t>），計算方式如下：</w:t>
-      </w:r>
-    </w:p>
-    <w:p>
-      <w:pPr>
-        <w:rPr>
-          <w:b/>
-          <w:bCs/>
-        </w:rPr>
-      </w:pPr>
-      <w:r>
-        <w:rPr>
-          <w:b/>
-          <w:bCs/>
-        </w:rPr>
-        <w:t>$$BP=\begin{cases}1&amp;if~c&gt;r\\ e^{(1-r/c</w:t>
-      </w:r>
-      <w:proofErr w:type="gramStart"/>
-      <w:r>
-        <w:rPr>
-          <w:b/>
-          <w:bCs/>
-        </w:rPr>
-        <w:t>)}&amp;</w:t>
-      </w:r>
-      <w:proofErr w:type="spellStart"/>
-      <w:proofErr w:type="gramEnd"/>
-      <w:r>
-        <w:rPr>
-          <w:b/>
-          <w:bCs/>
-        </w:rPr>
-        <w:t>if~c</w:t>
-      </w:r>
-      <w:proofErr w:type="spellEnd"/>
-      <w:r>
-        <w:rPr>
-          <w:b/>
-          <w:bCs/>
-        </w:rPr>
-        <w:t>\le r\end{cases}$$</w:t>
-      </w:r>
-    </w:p>
-    <w:p>
-      <w:pPr>
-        <w:rPr>
-          <w:b/>
-          <w:bCs/>
-        </w:rPr>
-      </w:pPr>
-      <w:r>
-        <w:rPr>
-          <w:b/>
-          <w:bCs/>
-        </w:rPr>
-        <w:t>對於自動評分系統，我們產生了混淆矩陣如表</w:t>
-      </w:r>
-      <w:r>
-        <w:rPr>
-          <w:b/>
-          <w:bCs/>
-        </w:rPr>
-        <w:t xml:space="preserve"> 2</w:t>
-      </w:r>
-      <w:r>
-        <w:rPr>
-          <w:b/>
-          <w:bCs/>
-        </w:rPr>
-        <w:t>。並以此計算</w:t>
-      </w:r>
-      <w:r>
-        <w:rPr>
-          <w:b/>
-          <w:bCs/>
-        </w:rPr>
-        <w:t xml:space="preserve"> Accuracy</w:t>
-      </w:r>
-      <w:r>
-        <w:rPr>
-          <w:b/>
-          <w:bCs/>
-        </w:rPr>
-        <w:t>、</w:t>
-      </w:r>
-      <w:r>
-        <w:rPr>
-          <w:b/>
-          <w:bCs/>
-        </w:rPr>
-        <w:t>Precision</w:t>
-      </w:r>
-      <w:r>
-        <w:rPr>
-          <w:b/>
-          <w:bCs/>
-        </w:rPr>
-        <w:t>、</w:t>
-      </w:r>
-      <w:r>
-        <w:rPr>
-          <w:b/>
-          <w:bCs/>
-        </w:rPr>
         <w:t xml:space="preserve">Recall </w:t>
       </w:r>
       <w:r>
@@ -2838,128 +2597,7 @@
           <w:b/>
           <w:bCs/>
         </w:rPr>
-        <w:t>$$F1=\frac{2</w:t>
-      </w:r>
-      <w:proofErr w:type="gramStart"/>
-      <w:r>
-        <w:rPr>
-          <w:b/>
-          <w:bCs/>
-        </w:rPr>
-        <w:t>TP}{</w:t>
-      </w:r>
-      <w:proofErr w:type="gramEnd"/>
-      <w:r>
-        <w:rPr>
-          <w:b/>
-          <w:bCs/>
-        </w:rPr>
-        <w:t>2TP+FN+</w:t>
-      </w:r>
-      <w:proofErr w:type="gramStart"/>
-      <w:r>
-        <w:rPr>
-          <w:b/>
-          <w:bCs/>
-        </w:rPr>
-        <w:t>FP}=</w:t>
-      </w:r>
-      <w:proofErr w:type="gramEnd"/>
-      <w:r>
-        <w:rPr>
-          <w:b/>
-          <w:bCs/>
-        </w:rPr>
-        <w:t>\</w:t>
-      </w:r>
-      <w:proofErr w:type="gramStart"/>
-      <w:r>
-        <w:rPr>
-          <w:b/>
-          <w:bCs/>
-        </w:rPr>
-        <w:t>frac{</w:t>
-      </w:r>
-      <w:proofErr w:type="gramEnd"/>
-      <w:r>
-        <w:rPr>
-          <w:b/>
-          <w:bCs/>
-        </w:rPr>
-        <w:t>2\</w:t>
-      </w:r>
-      <w:proofErr w:type="spellStart"/>
-      <w:r>
-        <w:rPr>
-          <w:b/>
-          <w:bCs/>
-        </w:rPr>
-        <w:t>cdot</w:t>
-      </w:r>
-      <w:proofErr w:type="spellEnd"/>
-      <w:r>
-        <w:rPr>
-          <w:b/>
-          <w:bCs/>
-        </w:rPr>
-        <w:t xml:space="preserve"> Recall\</w:t>
-      </w:r>
-      <w:proofErr w:type="spellStart"/>
-      <w:r>
-        <w:rPr>
-          <w:b/>
-          <w:bCs/>
-        </w:rPr>
-        <w:t>cdot</w:t>
-      </w:r>
-      <w:proofErr w:type="spellEnd"/>
-      <w:r>
-        <w:rPr>
-          <w:b/>
-          <w:bCs/>
-        </w:rPr>
-        <w:t xml:space="preserve"> </w:t>
-      </w:r>
-      <w:proofErr w:type="gramStart"/>
-      <w:r>
-        <w:rPr>
-          <w:b/>
-          <w:bCs/>
-        </w:rPr>
-        <w:t>Precision}{</w:t>
-      </w:r>
-      <w:proofErr w:type="spellStart"/>
-      <w:proofErr w:type="gramEnd"/>
-      <w:r>
-        <w:rPr>
-          <w:b/>
-          <w:bCs/>
-        </w:rPr>
-        <w:t>Recall+</w:t>
-      </w:r>
-      <w:proofErr w:type="gramStart"/>
-      <w:r>
-        <w:rPr>
-          <w:b/>
-          <w:bCs/>
-        </w:rPr>
-        <w:t>Precision</w:t>
-      </w:r>
-      <w:proofErr w:type="spellEnd"/>
-      <w:r>
-        <w:rPr>
-          <w:b/>
-          <w:bCs/>
-        </w:rPr>
-        <w:t>}$</w:t>
-      </w:r>
-      <w:proofErr w:type="gramEnd"/>
-      <w:r>
-        <w:rPr>
-          <w:b/>
-          <w:bCs/>
-        </w:rPr>
-        <w:t>$</w:t>
+        <w:t>$$F1=\frac{2TP}{2TP+FN+FP}=\frac{2\cdot Recall\cdot Precision}{Recall+Precision}$$</w:t>
       </w:r>
     </w:p>
     <w:p>
@@ -3083,7 +2721,6 @@
                 <w:bCs/>
               </w:rPr>
             </w:pPr>
-            <w:proofErr w:type="spellStart"/>
             <w:r>
               <w:rPr>
                 <w:b/>
@@ -3091,7 +2728,6 @@
               </w:rPr>
               <w:t>yi</w:t>
             </w:r>
-            <w:proofErr w:type="spellEnd"/>
             <w:r>
               <w:rPr>
                 <w:rFonts w:ascii="Times New Roman" w:hAnsi="Times New Roman" w:cs="Times New Roman"/>
@@ -3148,7 +2784,6 @@
                 <w:bCs/>
               </w:rPr>
             </w:pPr>
-            <w:proofErr w:type="spellStart"/>
             <w:r>
               <w:rPr>
                 <w:b/>
@@ -3156,7 +2791,6 @@
               </w:rPr>
               <w:t>yi</w:t>
             </w:r>
-            <w:proofErr w:type="spellEnd"/>
             <w:r>
               <w:rPr>
                 <w:rFonts w:ascii="Times New Roman" w:hAnsi="Times New Roman" w:cs="Times New Roman"/>
@@ -3223,23 +2857,7 @@
                 <w:b/>
                 <w:bCs/>
               </w:rPr>
-              <w:t>$H(x_{</w:t>
-            </w:r>
-            <w:proofErr w:type="spellStart"/>
-            <w:r>
-              <w:rPr>
-                <w:b/>
-                <w:bCs/>
-              </w:rPr>
-              <w:t>i</w:t>
-            </w:r>
-            <w:proofErr w:type="spellEnd"/>
-            <w:r>
-              <w:rPr>
-                <w:b/>
-                <w:bCs/>
-              </w:rPr>
-              <w:t>})=1$ (</w:t>
+              <w:t>$H(x_{i})=1$ (</w:t>
             </w:r>
             <w:r>
               <w:rPr>
@@ -3360,23 +2978,7 @@
                 <w:b/>
                 <w:bCs/>
               </w:rPr>
-              <w:t>$H(x_{</w:t>
-            </w:r>
-            <w:proofErr w:type="spellStart"/>
-            <w:r>
-              <w:rPr>
-                <w:b/>
-                <w:bCs/>
-              </w:rPr>
-              <w:t>i</w:t>
-            </w:r>
-            <w:proofErr w:type="spellEnd"/>
-            <w:r>
-              <w:rPr>
-                <w:b/>
-                <w:bCs/>
-              </w:rPr>
-              <w:t>})=0$ (</w:t>
+              <w:t>$H(x_{i})=0$ (</w:t>
             </w:r>
             <w:r>
               <w:rPr>
@@ -3498,23 +3100,8 @@
           <w:b/>
           <w:bCs/>
         </w:rPr>
-        <w:t>為了得知機器產生的重點質量為何，我們計算機器產生的重點與助教畫的</w:t>
-      </w:r>
-      <w:proofErr w:type="gramStart"/>
-      <w:r>
-        <w:rPr>
-          <w:b/>
-          <w:bCs/>
-        </w:rPr>
-        <w:t>重點間的吻合</w:t>
-      </w:r>
-      <w:proofErr w:type="gramEnd"/>
-      <w:r>
-        <w:rPr>
-          <w:b/>
-          <w:bCs/>
-        </w:rPr>
-        <w:t>程度，同樣採用</w:t>
+        <w:lastRenderedPageBreak/>
+        <w:t>為了得知機器產生的重點質量為何，我們計算機器產生的重點與助教畫的重點間的吻合程度，同樣採用</w:t>
       </w:r>
       <w:r>
         <w:rPr>
@@ -3624,7 +3211,6 @@
                 <w:b/>
                 <w:bCs/>
               </w:rPr>
-              <w:lastRenderedPageBreak/>
               <w:t>教材名稱</w:t>
             </w:r>
           </w:p>
@@ -3654,21 +3240,12 @@
                 <w:bCs/>
               </w:rPr>
             </w:pPr>
-            <w:proofErr w:type="spellStart"/>
-            <w:r>
-              <w:rPr>
-                <w:b/>
-                <w:bCs/>
-              </w:rPr>
-              <w:t>TextRank</w:t>
-            </w:r>
-            <w:proofErr w:type="spellEnd"/>
-            <w:r>
-              <w:rPr>
-                <w:b/>
-                <w:bCs/>
-              </w:rPr>
-              <w:t xml:space="preserve"> (BLEU)</w:t>
+            <w:r>
+              <w:rPr>
+                <w:b/>
+                <w:bCs/>
+              </w:rPr>
+              <w:t>TextRank (BLEU)</w:t>
             </w:r>
           </w:p>
         </w:tc>
@@ -4348,11 +3925,108 @@
           <w:bCs/>
         </w:rPr>
       </w:pPr>
-      <w:r>
-        <w:rPr>
-          <w:b/>
-          <w:bCs/>
-        </w:rPr>
+    </w:p>
+    <w:p>
+      <w:pPr>
+        <w:rPr>
+          <w:b/>
+          <w:bCs/>
+        </w:rPr>
+      </w:pPr>
+    </w:p>
+    <w:p>
+      <w:pPr>
+        <w:rPr>
+          <w:b/>
+          <w:bCs/>
+        </w:rPr>
+      </w:pPr>
+    </w:p>
+    <w:p>
+      <w:pPr>
+        <w:rPr>
+          <w:b/>
+          <w:bCs/>
+        </w:rPr>
+      </w:pPr>
+    </w:p>
+    <w:p>
+      <w:pPr>
+        <w:rPr>
+          <w:b/>
+          <w:bCs/>
+        </w:rPr>
+      </w:pPr>
+    </w:p>
+    <w:p>
+      <w:pPr>
+        <w:rPr>
+          <w:b/>
+          <w:bCs/>
+        </w:rPr>
+      </w:pPr>
+    </w:p>
+    <w:p>
+      <w:pPr>
+        <w:rPr>
+          <w:b/>
+          <w:bCs/>
+        </w:rPr>
+      </w:pPr>
+    </w:p>
+    <w:p>
+      <w:pPr>
+        <w:rPr>
+          <w:b/>
+          <w:bCs/>
+        </w:rPr>
+      </w:pPr>
+    </w:p>
+    <w:p>
+      <w:pPr>
+        <w:rPr>
+          <w:b/>
+          <w:bCs/>
+        </w:rPr>
+      </w:pPr>
+    </w:p>
+    <w:p>
+      <w:pPr>
+        <w:rPr>
+          <w:b/>
+          <w:bCs/>
+        </w:rPr>
+      </w:pPr>
+    </w:p>
+    <w:p>
+      <w:pPr>
+        <w:rPr>
+          <w:b/>
+          <w:bCs/>
+        </w:rPr>
+      </w:pPr>
+    </w:p>
+    <w:p>
+      <w:pPr>
+        <w:rPr>
+          <w:b/>
+          <w:bCs/>
+        </w:rPr>
+      </w:pPr>
+    </w:p>
+    <w:p>
+      <w:pPr>
+        <w:rPr>
+          <w:b/>
+          <w:bCs/>
+        </w:rPr>
+      </w:pPr>
+      <w:r>
+        <w:rPr>
+          <w:b/>
+          <w:bCs/>
+        </w:rPr>
+        <w:lastRenderedPageBreak/>
         <w:t>我們進一步評估</w:t>
       </w:r>
       <w:r>
@@ -4396,6 +4070,106 @@
           <w:bCs/>
         </w:rPr>
         <w:t>所示。</w:t>
+      </w:r>
+    </w:p>
+    <w:p>
+      <w:pPr>
+        <w:rPr>
+          <w:rFonts w:hint="eastAsia"/>
+          <w:b/>
+          <w:bCs/>
+        </w:rPr>
+      </w:pPr>
+      <w:r>
+        <w:rPr>
+          <w:b/>
+          <w:bCs/>
+        </w:rPr>
+        <w:drawing>
+          <wp:inline distT="0" distB="0" distL="0" distR="0" wp14:anchorId="0C873B62" wp14:editId="3AFDCCE8">
+            <wp:extent cx="5144218" cy="3315163"/>
+            <wp:effectExtent l="0" t="0" r="0" b="0"/>
+            <wp:docPr id="2107456162" name="圖片 1"/>
+            <wp:cNvGraphicFramePr>
+              <a:graphicFrameLocks xmlns:a="http://schemas.openxmlformats.org/drawingml/2006/main" noChangeAspect="1"/>
+            </wp:cNvGraphicFramePr>
+            <a:graphic xmlns:a="http://schemas.openxmlformats.org/drawingml/2006/main">
+              <a:graphicData uri="http://schemas.openxmlformats.org/drawingml/2006/picture">
+                <pic:pic xmlns:pic="http://schemas.openxmlformats.org/drawingml/2006/picture">
+                  <pic:nvPicPr>
+                    <pic:cNvPr id="2107456162" name=""/>
+                    <pic:cNvPicPr/>
+                  </pic:nvPicPr>
+                  <pic:blipFill>
+                    <a:blip r:embed="rId10"/>
+                    <a:stretch>
+                      <a:fillRect/>
+                    </a:stretch>
+                  </pic:blipFill>
+                  <pic:spPr>
+                    <a:xfrm>
+                      <a:off x="0" y="0"/>
+                      <a:ext cx="5144218" cy="3315163"/>
+                    </a:xfrm>
+                    <a:prstGeom prst="rect">
+                      <a:avLst/>
+                    </a:prstGeom>
+                  </pic:spPr>
+                </pic:pic>
+              </a:graphicData>
+            </a:graphic>
+          </wp:inline>
+        </w:drawing>
+      </w:r>
+    </w:p>
+    <w:p>
+      <w:pPr>
+        <w:rPr>
+          <w:b/>
+          <w:bCs/>
+        </w:rPr>
+      </w:pPr>
+      <w:r>
+        <w:rPr>
+          <w:b/>
+          <w:bCs/>
+          <w:noProof/>
+        </w:rPr>
+        <w:drawing>
+          <wp:inline distT="0" distB="0" distL="0" distR="0" wp14:anchorId="2E946F53" wp14:editId="0F7F9188">
+            <wp:extent cx="5201376" cy="3391373"/>
+            <wp:effectExtent l="0" t="0" r="0" b="0"/>
+            <wp:docPr id="1545173670" name="圖片 1"/>
+            <wp:cNvGraphicFramePr>
+              <a:graphicFrameLocks xmlns:a="http://schemas.openxmlformats.org/drawingml/2006/main" noChangeAspect="1"/>
+            </wp:cNvGraphicFramePr>
+            <a:graphic xmlns:a="http://schemas.openxmlformats.org/drawingml/2006/main">
+              <a:graphicData uri="http://schemas.openxmlformats.org/drawingml/2006/picture">
+                <pic:pic xmlns:pic="http://schemas.openxmlformats.org/drawingml/2006/picture">
+                  <pic:nvPicPr>
+                    <pic:cNvPr id="1545173670" name=""/>
+                    <pic:cNvPicPr/>
+                  </pic:nvPicPr>
+                  <pic:blipFill>
+                    <a:blip r:embed="rId11"/>
+                    <a:stretch>
+                      <a:fillRect/>
+                    </a:stretch>
+                  </pic:blipFill>
+                  <pic:spPr>
+                    <a:xfrm>
+                      <a:off x="0" y="0"/>
+                      <a:ext cx="5201376" cy="3391373"/>
+                    </a:xfrm>
+                    <a:prstGeom prst="rect">
+                      <a:avLst/>
+                    </a:prstGeom>
+                  </pic:spPr>
+                </pic:pic>
+              </a:graphicData>
+            </a:graphic>
+          </wp:inline>
+        </w:drawing>
       </w:r>
     </w:p>
     <w:p>
@@ -4565,6 +4339,7 @@
                 <w:b/>
                 <w:bCs/>
               </w:rPr>
+              <w:lastRenderedPageBreak/>
               <w:t>教材名稱</w:t>
             </w:r>
           </w:p>
@@ -5228,7 +5003,6 @@
                 <w:b/>
                 <w:bCs/>
               </w:rPr>
-              <w:lastRenderedPageBreak/>
               <w:t>迴</w:t>
             </w:r>
             <w:proofErr w:type="gramEnd"/>
@@ -5271,7 +5045,6 @@
                 <w:b/>
                 <w:bCs/>
               </w:rPr>
-              <w:lastRenderedPageBreak/>
               <w:t>81</w:t>
             </w:r>
           </w:p>
@@ -5687,23 +5460,7 @@
           <w:b/>
           <w:bCs/>
         </w:rPr>
-        <w:t>的精</w:t>
-      </w:r>
-      <w:proofErr w:type="gramStart"/>
-      <w:r>
-        <w:rPr>
-          <w:b/>
-          <w:bCs/>
-        </w:rPr>
-        <w:t>準</w:t>
-      </w:r>
-      <w:proofErr w:type="gramEnd"/>
-      <w:r>
-        <w:rPr>
-          <w:b/>
-          <w:bCs/>
-        </w:rPr>
-        <w:t>度，足以作為我們的代理度量。評分模型在</w:t>
+        <w:t>的精準度，足以作為我們的代理度量。評分模型在</w:t>
       </w:r>
       <w:r>
         <w:rPr>
@@ -5809,39 +5566,7 @@
           <w:b/>
           <w:bCs/>
         </w:rPr>
-        <w:t xml:space="preserve">Mihalcea, R., &amp; </w:t>
-      </w:r>
-      <w:proofErr w:type="spellStart"/>
-      <w:r>
-        <w:rPr>
-          <w:b/>
-          <w:bCs/>
-        </w:rPr>
-        <w:t>Tarau</w:t>
-      </w:r>
-      <w:proofErr w:type="spellEnd"/>
-      <w:r>
-        <w:rPr>
-          <w:b/>
-          <w:bCs/>
-        </w:rPr>
-        <w:t xml:space="preserve">, P. (2004, July). </w:t>
-      </w:r>
-      <w:proofErr w:type="spellStart"/>
-      <w:r>
-        <w:rPr>
-          <w:b/>
-          <w:bCs/>
-        </w:rPr>
-        <w:t>Textrank</w:t>
-      </w:r>
-      <w:proofErr w:type="spellEnd"/>
-      <w:r>
-        <w:rPr>
-          <w:b/>
-          <w:bCs/>
-        </w:rPr>
-        <w:t xml:space="preserve">: Bringing order into text. In </w:t>
+        <w:t xml:space="preserve">Mihalcea, R., &amp; Tarau, P. (2004, July). Textrank: Bringing order into text. In </w:t>
       </w:r>
       <w:r>
         <w:rPr>
@@ -5876,6 +5601,7 @@
           <w:b/>
           <w:bCs/>
         </w:rPr>
+        <w:lastRenderedPageBreak/>
         <w:t xml:space="preserve">Rose, S., Engel, D., Cramer, N., &amp; Cowley, W. (2010). Automatic keyword extraction from individual documents. </w:t>
       </w:r>
       <w:r>
@@ -5929,7 +5655,6 @@
         </w:rPr>
         <w:t xml:space="preserve"> deep bidirectional transformers for language understanding. </w:t>
       </w:r>
-      <w:proofErr w:type="spellStart"/>
       <w:r>
         <w:rPr>
           <w:b/>
@@ -5937,17 +5662,7 @@
           <w:i/>
           <w:iCs/>
         </w:rPr>
-        <w:t>arXiv</w:t>
-      </w:r>
-      <w:proofErr w:type="spellEnd"/>
-      <w:r>
-        <w:rPr>
-          <w:b/>
-          <w:bCs/>
-          <w:i/>
-          <w:iCs/>
-        </w:rPr>
-        <w:t xml:space="preserve"> preprint arXiv:1810.04805</w:t>
+        <w:t>arXiv preprint arXiv:1810.04805</w:t>
       </w:r>
       <w:r>
         <w:rPr>
@@ -5964,42 +5679,16 @@
           <w:numId w:val="4"/>
         </w:numPr>
         <w:rPr>
-          <w:rFonts w:hint="eastAsia"/>
-          <w:b/>
-          <w:bCs/>
-        </w:rPr>
-      </w:pPr>
-      <w:proofErr w:type="spellStart"/>
-      <w:r>
-        <w:rPr>
-          <w:b/>
-          <w:bCs/>
-        </w:rPr>
-        <w:t>Papineni</w:t>
-      </w:r>
-      <w:proofErr w:type="spellEnd"/>
-      <w:r>
-        <w:rPr>
-          <w:b/>
-          <w:bCs/>
-        </w:rPr>
-        <w:t xml:space="preserve">, K., </w:t>
-      </w:r>
-      <w:proofErr w:type="spellStart"/>
-      <w:r>
-        <w:rPr>
-          <w:b/>
-          <w:bCs/>
-        </w:rPr>
-        <w:t>Roukos</w:t>
-      </w:r>
-      <w:proofErr w:type="spellEnd"/>
-      <w:r>
-        <w:rPr>
-          <w:b/>
-          <w:bCs/>
-        </w:rPr>
-        <w:t xml:space="preserve">, S., Ward, T., &amp; Zhu, W. J. (2002, July). BLEU: a method for automatic evaluation of machine translation. In </w:t>
+          <w:b/>
+          <w:bCs/>
+        </w:rPr>
+      </w:pPr>
+      <w:r>
+        <w:rPr>
+          <w:b/>
+          <w:bCs/>
+        </w:rPr>
+        <w:t xml:space="preserve">Papineni, K., Roukos, S., Ward, T., &amp; Zhu, W. J. (2002, July). BLEU: a method for automatic evaluation of machine translation. In </w:t>
       </w:r>
       <w:r>
         <w:rPr>
@@ -7224,6 +6913,7 @@
   <w:style w:type="character" w:default="1" w:styleId="a0">
     <w:name w:val="Default Paragraph Font"/>
     <w:uiPriority w:val="1"/>
+    <w:semiHidden/>
     <w:unhideWhenUsed/>
   </w:style>
   <w:style w:type="table" w:default="1" w:styleId="a1">

--- a/test_paper.docx
+++ b/test_paper.docx
@@ -20,6 +20,7 @@
     <w:p>
       <w:pPr>
         <w:rPr>
+          <w:rFonts w:hint="eastAsia"/>
           <w:b/>
           <w:bCs/>
         </w:rPr>
@@ -38,15 +39,14 @@
         </w:rPr>
         <w:t xml:space="preserve"> </w:t>
       </w:r>
-      <w:proofErr w:type="gramStart"/>
-      <w:r>
-        <w:rPr>
-          <w:b/>
-          <w:bCs/>
-        </w:rPr>
-        <w:t>張覺意</w:t>
-      </w:r>
-      <w:proofErr w:type="gramEnd"/>
+      <w:r>
+        <w:rPr>
+          <w:rFonts w:hint="eastAsia"/>
+          <w:b/>
+          <w:bCs/>
+        </w:rPr>
+        <w:t>王大明</w:t>
+      </w:r>
     </w:p>
     <w:p>
       <w:pPr>
@@ -71,10 +71,11 @@
       </w:r>
       <w:r>
         <w:rPr>
-          <w:b/>
-          <w:bCs/>
-        </w:rPr>
-        <w:t>楊鎮華</w:t>
+          <w:rFonts w:hint="eastAsia"/>
+          <w:b/>
+          <w:bCs/>
+        </w:rPr>
+        <w:t>張大華</w:t>
       </w:r>
       <w:r>
         <w:rPr>
@@ -161,23 +162,7 @@
           <w:b/>
           <w:bCs/>
         </w:rPr>
-        <w:t>近年來，教育各項資源逐漸數位化，數位教育平台也逐漸</w:t>
-      </w:r>
-      <w:proofErr w:type="gramStart"/>
-      <w:r>
-        <w:rPr>
-          <w:b/>
-          <w:bCs/>
-        </w:rPr>
-        <w:t>普及，</w:t>
-      </w:r>
-      <w:proofErr w:type="gramEnd"/>
-      <w:r>
-        <w:rPr>
-          <w:b/>
-          <w:bCs/>
-        </w:rPr>
-        <w:t>學生的學習活動歷程也得以數位化，在傳統教學現場，教師要了解學生的閱讀理解能力，往往透過小考或一些課程互動，而在今日的數位平台中，如何量測學生的閱讀理解能力，是學習分析領域中一項重要的議題。</w:t>
+        <w:t>近年來，教育各項資源逐漸數位化，數位教育平台也逐漸普及，學生的學習活動歷程也得以數位化，在傳統教學現場，教師要了解學生的閱讀理解能力，往往透過小考或一些課程互動，而在今日的數位平台中，如何量測學生的閱讀理解能力，是學習分析領域中一項重要的議題。</w:t>
       </w:r>
     </w:p>
     <w:p>
@@ -206,39 +191,7 @@
           <w:b/>
           <w:bCs/>
         </w:rPr>
-        <w:t>領域在近年來得到顯著的突破，本文希望能利用當今最先進的自然語言處理技術，找出量測學生閱讀理解能力的最佳方法，</w:t>
-      </w:r>
-      <w:proofErr w:type="gramStart"/>
-      <w:r>
-        <w:rPr>
-          <w:b/>
-          <w:bCs/>
-        </w:rPr>
-        <w:t>此外，</w:t>
-      </w:r>
-      <w:proofErr w:type="gramEnd"/>
-      <w:r>
-        <w:rPr>
-          <w:b/>
-          <w:bCs/>
-        </w:rPr>
-        <w:t>教師欲了解學生的閱讀理解能力，通常透過批改學生的小考來達成，然而教師在出題與批改上往往耗費大量的時間和人力成本，本文透過自然語言處理技術將這兩</w:t>
-      </w:r>
-      <w:proofErr w:type="gramStart"/>
-      <w:r>
-        <w:rPr>
-          <w:b/>
-          <w:bCs/>
-        </w:rPr>
-        <w:t>個</w:t>
-      </w:r>
-      <w:proofErr w:type="gramEnd"/>
-      <w:r>
-        <w:rPr>
-          <w:b/>
-          <w:bCs/>
-        </w:rPr>
-        <w:t>步驟自動化，以利教師更快速地了解學生的閱讀理解能力。</w:t>
+        <w:t>領域在近年來得到顯著的突破，本文希望能利用當今最先進的自然語言處理技術，找出量測學生閱讀理解能力的最佳方法，此外，教師欲了解學生的閱讀理解能力，通常透過批改學生的小考來達成，然而教師在出題與批改上往往耗費大量的時間和人力成本，本文透過自然語言處理技術將這兩個步驟自動化，以利教師更快速地了解學生的閱讀理解能力。</w:t>
       </w:r>
     </w:p>
     <w:p>
@@ -267,23 +220,7 @@
           <w:b/>
           <w:bCs/>
         </w:rPr>
-        <w:t>自然語言處理、閱讀理解能力、自動評量、文字探</w:t>
-      </w:r>
-      <w:proofErr w:type="gramStart"/>
-      <w:r>
-        <w:rPr>
-          <w:b/>
-          <w:bCs/>
-        </w:rPr>
-        <w:t>勘</w:t>
-      </w:r>
-      <w:proofErr w:type="gramEnd"/>
-      <w:r>
-        <w:rPr>
-          <w:b/>
-          <w:bCs/>
-        </w:rPr>
-        <w:t>、預訓練模型</w:t>
+        <w:t>自然語言處理、閱讀理解能力、自動評量、文字探勘、預訓練模型</w:t>
       </w:r>
     </w:p>
     <w:p>
@@ -4075,15 +4012,15 @@
     <w:p>
       <w:pPr>
         <w:rPr>
-          <w:rFonts w:hint="eastAsia"/>
-          <w:b/>
-          <w:bCs/>
-        </w:rPr>
-      </w:pPr>
-      <w:r>
-        <w:rPr>
-          <w:b/>
-          <w:bCs/>
+          <w:b/>
+          <w:bCs/>
+        </w:rPr>
+      </w:pPr>
+      <w:r>
+        <w:rPr>
+          <w:b/>
+          <w:bCs/>
+          <w:noProof/>
         </w:rPr>
         <w:drawing>
           <wp:inline distT="0" distB="0" distL="0" distR="0" wp14:anchorId="0C873B62" wp14:editId="3AFDCCE8">
@@ -4997,21 +4934,12 @@
               </w:rPr>
               <w:t>week7_while</w:t>
             </w:r>
-            <w:proofErr w:type="gramStart"/>
-            <w:r>
-              <w:rPr>
-                <w:b/>
-                <w:bCs/>
-              </w:rPr>
-              <w:t>迴</w:t>
-            </w:r>
-            <w:proofErr w:type="gramEnd"/>
-            <w:r>
-              <w:rPr>
-                <w:b/>
-                <w:bCs/>
-              </w:rPr>
-              <w:t>圈</w:t>
+            <w:r>
+              <w:rPr>
+                <w:b/>
+                <w:bCs/>
+              </w:rPr>
+              <w:t>迴圈</w:t>
             </w:r>
           </w:p>
         </w:tc>
@@ -5444,23 +5372,7 @@
           <w:b/>
           <w:bCs/>
         </w:rPr>
-        <w:t>從結果可以看到我們的評分模型整體</w:t>
-      </w:r>
-      <w:proofErr w:type="gramStart"/>
-      <w:r>
-        <w:rPr>
-          <w:b/>
-          <w:bCs/>
-        </w:rPr>
-        <w:t>來說有不錯</w:t>
-      </w:r>
-      <w:proofErr w:type="gramEnd"/>
-      <w:r>
-        <w:rPr>
-          <w:b/>
-          <w:bCs/>
-        </w:rPr>
-        <w:t>的精準度，足以作為我們的代理度量。評分模型在</w:t>
+        <w:t>從結果可以看到我們的評分模型整體來說有不錯的精準度，足以作為我們的代理度量。評分模型在</w:t>
       </w:r>
       <w:r>
         <w:rPr>
@@ -5637,23 +5549,7 @@
           <w:b/>
           <w:bCs/>
         </w:rPr>
-        <w:t>Devlin, J., Chang, M. W., Lee, K., &amp; Toutanova, K. (2018). Bert: Pre-</w:t>
-      </w:r>
-      <w:proofErr w:type="gramStart"/>
-      <w:r>
-        <w:rPr>
-          <w:b/>
-          <w:bCs/>
-        </w:rPr>
-        <w:t>training of</w:t>
-      </w:r>
-      <w:proofErr w:type="gramEnd"/>
-      <w:r>
-        <w:rPr>
-          <w:b/>
-          <w:bCs/>
-        </w:rPr>
-        <w:t xml:space="preserve"> deep bidirectional transformers for language understanding. </w:t>
+        <w:t xml:space="preserve">Devlin, J., Chang, M. W., Lee, K., &amp; Toutanova, K. (2018). Bert: Pre-training of deep bidirectional transformers for language understanding. </w:t>
       </w:r>
       <w:r>
         <w:rPr>
